--- a/backend/templates/vuln_report/template.docx
+++ b/backend/templates/vuln_report/template.docx
@@ -54,86 +54,78 @@
               <w:jc w:val="center"/>
               <w:textAlignment w:val="center"/>
               <w:rPr>
-                <w:rFonts w:ascii="楷体" w:eastAsia="楷体" w:hAnsi="楷体" w:cs="Times New Roman"/>
-                <w:color w:val="000000"/>
-                <w:kern w:val="0"/>
-                <w:sz w:val="24"/>
-                <w:szCs w:val="24"/>
-              </w:rPr>
-            </w:pPr>
-            <w:r>
-              <w:rPr>
-                <w:rFonts w:ascii="楷体" w:eastAsia="楷体" w:hAnsi="楷体" w:cs="Arial"/>
-                <w:b/>
-                <w:bCs/>
-                <w:kern w:val="0"/>
-                <w:sz w:val="24"/>
+                <w:rFonts w:ascii="楷体" w:hAnsi="楷体" w:cs="Times New Roman"/>
+                <w:color w:val="000000"/>
+                <w:kern w:val="0"/>
+                <w:szCs w:val="24"/>
+              </w:rPr>
+            </w:pPr>
+            <w:r>
+              <w:rPr>
+                <w:rFonts w:ascii="楷体" w:hAnsi="楷体" w:cs="Arial"/>
+                <w:b/>
+                <w:bCs/>
+                <w:kern w:val="0"/>
                 <w:szCs w:val="24"/>
               </w:rPr>
               <w:t>【#</w:t>
             </w:r>
             <w:r>
               <w:rPr>
-                <w:rFonts w:ascii="楷体" w:eastAsia="楷体" w:hAnsi="楷体" w:cs="Arial"/>
-                <w:b/>
-                <w:bCs/>
-                <w:kern w:val="0"/>
-                <w:sz w:val="24"/>
+                <w:rFonts w:ascii="楷体" w:hAnsi="楷体" w:cs="Arial"/>
+                <w:b/>
+                <w:bCs/>
+                <w:kern w:val="0"/>
                 <w:szCs w:val="24"/>
               </w:rPr>
               <w:t>hazard_type</w:t>
             </w:r>
             <w:r>
               <w:rPr>
-                <w:rFonts w:ascii="楷体" w:eastAsia="楷体" w:hAnsi="楷体" w:cs="Arial"/>
-                <w:b/>
-                <w:bCs/>
-                <w:kern w:val="0"/>
-                <w:sz w:val="24"/>
+                <w:rFonts w:ascii="楷体" w:hAnsi="楷体" w:cs="Arial"/>
+                <w:b/>
+                <w:bCs/>
+                <w:kern w:val="0"/>
                 <w:szCs w:val="24"/>
               </w:rPr>
               <w:t>#】</w:t>
             </w:r>
             <w:r>
               <w:rPr>
-                <w:rFonts w:ascii="楷体" w:eastAsia="楷体" w:hAnsi="楷体" w:cs="Arial" w:hint="eastAsia"/>
-                <w:b/>
-                <w:bCs/>
-                <w:kern w:val="0"/>
-                <w:sz w:val="24"/>
+                <w:rFonts w:ascii="楷体" w:hAnsi="楷体" w:cs="Arial" w:hint="eastAsia"/>
+                <w:b/>
+                <w:bCs/>
+                <w:kern w:val="0"/>
                 <w:szCs w:val="24"/>
               </w:rPr>
               <w:t>#</w:t>
             </w:r>
             <w:r>
               <w:rPr>
-                <w:rFonts w:ascii="楷体" w:eastAsia="楷体" w:hAnsi="楷体" w:cs="Arial"/>
-                <w:b/>
-                <w:bCs/>
-                <w:kern w:val="0"/>
-                <w:sz w:val="24"/>
+                <w:rFonts w:ascii="楷体" w:hAnsi="楷体" w:cs="Arial"/>
+                <w:b/>
+                <w:bCs/>
+                <w:kern w:val="0"/>
                 <w:szCs w:val="24"/>
               </w:rPr>
               <w:t>reportName#【</w:t>
             </w:r>
             <w:r>
               <w:rPr>
-                <w:rFonts w:ascii="楷体" w:eastAsia="楷体" w:hAnsi="楷体" w:cs="Arial" w:hint="eastAsia"/>
-                <w:b/>
-                <w:bCs/>
-                <w:kern w:val="0"/>
-                <w:sz w:val="24"/>
+                <w:rFonts w:ascii="楷体" w:hAnsi="楷体" w:cs="Arial" w:hint="eastAsia"/>
+                <w:b/>
+                <w:bCs/>
+                <w:kern w:val="0"/>
                 <w:szCs w:val="24"/>
               </w:rPr>
               <w:t>#</w:t>
             </w:r>
             <w:r>
               <w:rPr>
-                <w:rFonts w:ascii="楷体" w:eastAsia="楷体" w:hAnsi="楷体" w:cs="Arial"/>
-                <w:b/>
-                <w:bCs/>
-                <w:kern w:val="0"/>
-                <w:sz w:val="24"/>
+                <w:rFonts w:ascii="楷体" w:hAnsi="楷体" w:cs="Arial"/>
+                <w:b/>
+                <w:bCs/>
+                <w:kern w:val="0"/>
                 <w:szCs w:val="24"/>
               </w:rPr>
               <w:t>hazardLevel#】</w:t>
@@ -164,23 +156,21 @@
               <w:jc w:val="left"/>
               <w:textAlignment w:val="center"/>
               <w:rPr>
-                <w:rFonts w:ascii="楷体" w:eastAsia="楷体" w:hAnsi="楷体" w:cs="Times New Roman"/>
-                <w:b/>
-                <w:bCs/>
-                <w:color w:val="000000"/>
-                <w:kern w:val="0"/>
-                <w:sz w:val="24"/>
-                <w:szCs w:val="24"/>
-              </w:rPr>
-            </w:pPr>
-            <w:r>
-              <w:rPr>
-                <w:rFonts w:ascii="楷体" w:eastAsia="楷体" w:hAnsi="楷体" w:cs="Calibri" w:hint="eastAsia"/>
-                <w:b/>
-                <w:bCs/>
-                <w:color w:val="000000"/>
-                <w:kern w:val="0"/>
-                <w:sz w:val="24"/>
+                <w:rFonts w:ascii="楷体" w:hAnsi="楷体" w:cs="Times New Roman"/>
+                <w:b/>
+                <w:bCs/>
+                <w:color w:val="000000"/>
+                <w:kern w:val="0"/>
+                <w:szCs w:val="24"/>
+              </w:rPr>
+            </w:pPr>
+            <w:r>
+              <w:rPr>
+                <w:rFonts w:ascii="楷体" w:hAnsi="楷体" w:cs="Calibri" w:hint="eastAsia"/>
+                <w:b/>
+                <w:bCs/>
+                <w:color w:val="000000"/>
+                <w:kern w:val="0"/>
                 <w:szCs w:val="24"/>
               </w:rPr>
               <w:t>隐患编号</w:t>
@@ -207,39 +197,46 @@
               <w:jc w:val="left"/>
               <w:textAlignment w:val="center"/>
               <w:rPr>
-                <w:rFonts w:ascii="楷体" w:eastAsia="楷体" w:hAnsi="楷体" w:cs="Times New Roman"/>
-                <w:color w:val="000000"/>
-                <w:kern w:val="0"/>
-                <w:sz w:val="24"/>
-                <w:szCs w:val="24"/>
-              </w:rPr>
-            </w:pPr>
-            <w:r>
-              <w:rPr>
-                <w:rFonts w:ascii="楷体" w:eastAsia="楷体" w:hAnsi="楷体" w:cs="Times New Roman"/>
-                <w:color w:val="000000"/>
-                <w:kern w:val="0"/>
-                <w:sz w:val="24"/>
+                <w:rFonts w:ascii="楷体" w:hAnsi="楷体" w:cs="Times New Roman"/>
+                <w:color w:val="000000"/>
+                <w:kern w:val="0"/>
+                <w:szCs w:val="24"/>
+              </w:rPr>
+            </w:pPr>
+            <w:r>
+              <w:rPr>
+                <w:rFonts w:ascii="楷体" w:hAnsi="楷体" w:cs="Times New Roman"/>
+                <w:color w:val="000000"/>
+                <w:kern w:val="0"/>
                 <w:szCs w:val="24"/>
               </w:rPr>
               <w:t>#</w:t>
             </w:r>
-            <w:r>
-              <w:rPr>
-                <w:rFonts w:ascii="楷体" w:eastAsia="楷体" w:hAnsi="楷体" w:cs="Times New Roman"/>
-                <w:color w:val="000000"/>
-                <w:kern w:val="0"/>
-                <w:sz w:val="24"/>
-                <w:szCs w:val="24"/>
-              </w:rPr>
-              <w:t>vulnerability_id</w:t>
-            </w:r>
-            <w:r>
-              <w:rPr>
-                <w:rFonts w:ascii="楷体" w:eastAsia="楷体" w:hAnsi="楷体" w:cs="Times New Roman"/>
-                <w:color w:val="000000"/>
-                <w:kern w:val="0"/>
-                <w:sz w:val="24"/>
+            <w:proofErr w:type="gramStart"/>
+            <w:r>
+              <w:rPr>
+                <w:rFonts w:ascii="楷体" w:hAnsi="楷体" w:cs="Times New Roman"/>
+                <w:color w:val="000000"/>
+                <w:kern w:val="0"/>
+                <w:szCs w:val="24"/>
+              </w:rPr>
+              <w:t>vulnerability</w:t>
+            </w:r>
+            <w:proofErr w:type="gramEnd"/>
+            <w:r>
+              <w:rPr>
+                <w:rFonts w:ascii="楷体" w:hAnsi="楷体" w:cs="Times New Roman"/>
+                <w:color w:val="000000"/>
+                <w:kern w:val="0"/>
+                <w:szCs w:val="24"/>
+              </w:rPr>
+              <w:t>_id</w:t>
+            </w:r>
+            <w:r>
+              <w:rPr>
+                <w:rFonts w:ascii="楷体" w:hAnsi="楷体" w:cs="Times New Roman"/>
+                <w:color w:val="000000"/>
+                <w:kern w:val="0"/>
                 <w:szCs w:val="24"/>
               </w:rPr>
               <w:t>#</w:t>
@@ -270,23 +267,21 @@
               <w:jc w:val="left"/>
               <w:textAlignment w:val="center"/>
               <w:rPr>
-                <w:rFonts w:ascii="楷体" w:eastAsia="楷体" w:hAnsi="楷体" w:cs="Times New Roman"/>
-                <w:b/>
-                <w:bCs/>
-                <w:color w:val="000000"/>
-                <w:kern w:val="0"/>
-                <w:sz w:val="24"/>
-                <w:szCs w:val="24"/>
-              </w:rPr>
-            </w:pPr>
-            <w:r>
-              <w:rPr>
-                <w:rFonts w:ascii="楷体" w:eastAsia="楷体" w:hAnsi="楷体" w:cs="Times New Roman"/>
-                <w:b/>
-                <w:bCs/>
-                <w:color w:val="000000"/>
-                <w:kern w:val="0"/>
-                <w:sz w:val="24"/>
+                <w:rFonts w:ascii="楷体" w:hAnsi="楷体" w:cs="Times New Roman"/>
+                <w:b/>
+                <w:bCs/>
+                <w:color w:val="000000"/>
+                <w:kern w:val="0"/>
+                <w:szCs w:val="24"/>
+              </w:rPr>
+            </w:pPr>
+            <w:r>
+              <w:rPr>
+                <w:rFonts w:ascii="楷体" w:hAnsi="楷体" w:cs="Times New Roman"/>
+                <w:b/>
+                <w:bCs/>
+                <w:color w:val="000000"/>
+                <w:kern w:val="0"/>
                 <w:szCs w:val="24"/>
               </w:rPr>
               <w:t>隐患URL</w:t>
@@ -313,19 +308,17 @@
               <w:jc w:val="left"/>
               <w:textAlignment w:val="center"/>
               <w:rPr>
-                <w:rFonts w:ascii="楷体" w:eastAsia="楷体" w:hAnsi="楷体" w:cs="Times New Roman"/>
-                <w:color w:val="000000"/>
-                <w:kern w:val="0"/>
-                <w:sz w:val="24"/>
-                <w:szCs w:val="24"/>
-              </w:rPr>
-            </w:pPr>
-            <w:r>
-              <w:rPr>
-                <w:rFonts w:ascii="楷体" w:eastAsia="楷体" w:hAnsi="楷体" w:cs="Times New Roman"/>
-                <w:color w:val="000000"/>
-                <w:kern w:val="0"/>
-                <w:sz w:val="24"/>
+                <w:rFonts w:ascii="楷体" w:hAnsi="楷体" w:cs="Times New Roman"/>
+                <w:color w:val="000000"/>
+                <w:kern w:val="0"/>
+                <w:szCs w:val="24"/>
+              </w:rPr>
+            </w:pPr>
+            <w:r>
+              <w:rPr>
+                <w:rFonts w:ascii="楷体" w:hAnsi="楷体" w:cs="Times New Roman"/>
+                <w:color w:val="000000"/>
+                <w:kern w:val="0"/>
                 <w:szCs w:val="24"/>
               </w:rPr>
               <w:t>#target#</w:t>
@@ -356,23 +349,21 @@
               <w:jc w:val="left"/>
               <w:textAlignment w:val="center"/>
               <w:rPr>
-                <w:rFonts w:ascii="楷体" w:eastAsia="楷体" w:hAnsi="楷体" w:cs="Times New Roman"/>
-                <w:b/>
-                <w:bCs/>
-                <w:color w:val="000000"/>
-                <w:kern w:val="0"/>
-                <w:sz w:val="24"/>
-                <w:szCs w:val="24"/>
-              </w:rPr>
-            </w:pPr>
-            <w:r>
-              <w:rPr>
-                <w:rFonts w:ascii="楷体" w:eastAsia="楷体" w:hAnsi="楷体" w:cs="Times New Roman" w:hint="eastAsia"/>
-                <w:b/>
-                <w:bCs/>
-                <w:color w:val="000000"/>
-                <w:kern w:val="0"/>
-                <w:sz w:val="24"/>
+                <w:rFonts w:ascii="楷体" w:hAnsi="楷体" w:cs="Times New Roman"/>
+                <w:b/>
+                <w:bCs/>
+                <w:color w:val="000000"/>
+                <w:kern w:val="0"/>
+                <w:szCs w:val="24"/>
+              </w:rPr>
+            </w:pPr>
+            <w:r>
+              <w:rPr>
+                <w:rFonts w:ascii="楷体" w:hAnsi="楷体" w:cs="Times New Roman" w:hint="eastAsia"/>
+                <w:b/>
+                <w:bCs/>
+                <w:color w:val="000000"/>
+                <w:kern w:val="0"/>
                 <w:szCs w:val="24"/>
               </w:rPr>
               <w:t>网站名称</w:t>
@@ -399,39 +390,35 @@
               <w:jc w:val="left"/>
               <w:textAlignment w:val="center"/>
               <w:rPr>
-                <w:rFonts w:ascii="楷体" w:eastAsia="楷体" w:hAnsi="楷体" w:cs="Times New Roman"/>
-                <w:color w:val="000000"/>
-                <w:kern w:val="0"/>
-                <w:sz w:val="24"/>
-                <w:szCs w:val="24"/>
-              </w:rPr>
-            </w:pPr>
-            <w:r>
-              <w:rPr>
-                <w:rFonts w:ascii="楷体" w:eastAsia="楷体" w:hAnsi="楷体" w:cs="Times New Roman"/>
-                <w:color w:val="000000"/>
-                <w:kern w:val="0"/>
-                <w:sz w:val="24"/>
+                <w:rFonts w:ascii="楷体" w:hAnsi="楷体" w:cs="Times New Roman"/>
+                <w:color w:val="000000"/>
+                <w:kern w:val="0"/>
+                <w:szCs w:val="24"/>
+              </w:rPr>
+            </w:pPr>
+            <w:r>
+              <w:rPr>
+                <w:rFonts w:ascii="楷体" w:hAnsi="楷体" w:cs="Times New Roman"/>
+                <w:color w:val="000000"/>
+                <w:kern w:val="0"/>
                 <w:szCs w:val="24"/>
               </w:rPr>
               <w:t>#</w:t>
             </w:r>
             <w:r>
               <w:rPr>
-                <w:rFonts w:ascii="楷体" w:eastAsia="楷体" w:hAnsi="楷体" w:cs="Times New Roman"/>
-                <w:color w:val="000000"/>
-                <w:kern w:val="0"/>
-                <w:sz w:val="24"/>
+                <w:rFonts w:ascii="楷体" w:hAnsi="楷体" w:cs="Times New Roman"/>
+                <w:color w:val="000000"/>
+                <w:kern w:val="0"/>
                 <w:szCs w:val="24"/>
               </w:rPr>
               <w:t>websiteName</w:t>
             </w:r>
             <w:r>
               <w:rPr>
-                <w:rFonts w:ascii="楷体" w:eastAsia="楷体" w:hAnsi="楷体" w:cs="Times New Roman"/>
-                <w:color w:val="000000"/>
-                <w:kern w:val="0"/>
-                <w:sz w:val="24"/>
+                <w:rFonts w:ascii="楷体" w:hAnsi="楷体" w:cs="Times New Roman"/>
+                <w:color w:val="000000"/>
+                <w:kern w:val="0"/>
                 <w:szCs w:val="24"/>
               </w:rPr>
               <w:t>#</w:t>
@@ -461,23 +448,21 @@
               <w:spacing w:line="306" w:lineRule="atLeast"/>
               <w:textAlignment w:val="center"/>
               <w:rPr>
-                <w:rFonts w:ascii="楷体" w:eastAsia="楷体" w:hAnsi="楷体" w:cs="Times New Roman"/>
-                <w:b/>
-                <w:bCs/>
-                <w:color w:val="000000"/>
-                <w:kern w:val="0"/>
-                <w:sz w:val="24"/>
-                <w:szCs w:val="24"/>
-              </w:rPr>
-            </w:pPr>
-            <w:r>
-              <w:rPr>
-                <w:rFonts w:ascii="楷体" w:eastAsia="楷体" w:hAnsi="楷体" w:cs="Calibri" w:hint="eastAsia"/>
-                <w:b/>
-                <w:bCs/>
-                <w:color w:val="000000"/>
-                <w:kern w:val="0"/>
-                <w:sz w:val="24"/>
+                <w:rFonts w:ascii="楷体" w:hAnsi="楷体" w:cs="Times New Roman"/>
+                <w:b/>
+                <w:bCs/>
+                <w:color w:val="000000"/>
+                <w:kern w:val="0"/>
+                <w:szCs w:val="24"/>
+              </w:rPr>
+            </w:pPr>
+            <w:r>
+              <w:rPr>
+                <w:rFonts w:ascii="楷体" w:hAnsi="楷体" w:cs="Calibri" w:hint="eastAsia"/>
+                <w:b/>
+                <w:bCs/>
+                <w:color w:val="000000"/>
+                <w:kern w:val="0"/>
                 <w:szCs w:val="24"/>
               </w:rPr>
               <w:t>网站域名</w:t>
@@ -503,39 +488,35 @@
               <w:jc w:val="left"/>
               <w:textAlignment w:val="center"/>
               <w:rPr>
-                <w:rFonts w:ascii="楷体" w:eastAsia="楷体" w:hAnsi="楷体" w:cs="Times New Roman"/>
-                <w:color w:val="000000"/>
-                <w:kern w:val="0"/>
-                <w:sz w:val="24"/>
-                <w:szCs w:val="24"/>
-              </w:rPr>
-            </w:pPr>
-            <w:r>
-              <w:rPr>
-                <w:rFonts w:ascii="楷体" w:eastAsia="楷体" w:hAnsi="楷体" w:cs="Times New Roman"/>
-                <w:color w:val="000000"/>
-                <w:kern w:val="0"/>
-                <w:sz w:val="24"/>
+                <w:rFonts w:ascii="楷体" w:hAnsi="楷体" w:cs="Times New Roman"/>
+                <w:color w:val="000000"/>
+                <w:kern w:val="0"/>
+                <w:szCs w:val="24"/>
+              </w:rPr>
+            </w:pPr>
+            <w:r>
+              <w:rPr>
+                <w:rFonts w:ascii="楷体" w:hAnsi="楷体" w:cs="Times New Roman"/>
+                <w:color w:val="000000"/>
+                <w:kern w:val="0"/>
                 <w:szCs w:val="24"/>
               </w:rPr>
               <w:t>#</w:t>
             </w:r>
             <w:r>
               <w:rPr>
-                <w:rFonts w:ascii="楷体" w:eastAsia="楷体" w:hAnsi="楷体" w:cs="Times New Roman" w:hint="eastAsia"/>
-                <w:color w:val="000000"/>
-                <w:kern w:val="0"/>
-                <w:sz w:val="24"/>
+                <w:rFonts w:ascii="楷体" w:hAnsi="楷体" w:cs="Times New Roman" w:hint="eastAsia"/>
+                <w:color w:val="000000"/>
+                <w:kern w:val="0"/>
                 <w:szCs w:val="24"/>
               </w:rPr>
               <w:t>domain</w:t>
             </w:r>
             <w:r>
               <w:rPr>
-                <w:rFonts w:ascii="楷体" w:eastAsia="楷体" w:hAnsi="楷体" w:cs="Times New Roman"/>
-                <w:color w:val="000000"/>
-                <w:kern w:val="0"/>
-                <w:sz w:val="24"/>
+                <w:rFonts w:ascii="楷体" w:hAnsi="楷体" w:cs="Times New Roman"/>
+                <w:color w:val="000000"/>
+                <w:kern w:val="0"/>
                 <w:szCs w:val="24"/>
               </w:rPr>
               <w:t>#</w:t>
@@ -560,23 +541,21 @@
               <w:spacing w:line="306" w:lineRule="atLeast"/>
               <w:textAlignment w:val="center"/>
               <w:rPr>
-                <w:rFonts w:ascii="楷体" w:eastAsia="楷体" w:hAnsi="楷体" w:cs="Times New Roman"/>
-                <w:b/>
-                <w:bCs/>
-                <w:color w:val="000000"/>
-                <w:kern w:val="0"/>
-                <w:sz w:val="24"/>
-                <w:szCs w:val="24"/>
-              </w:rPr>
-            </w:pPr>
-            <w:r>
-              <w:rPr>
-                <w:rFonts w:ascii="楷体" w:eastAsia="楷体" w:hAnsi="楷体" w:cs="Times New Roman" w:hint="eastAsia"/>
-                <w:b/>
-                <w:bCs/>
-                <w:color w:val="000000"/>
-                <w:kern w:val="0"/>
-                <w:sz w:val="24"/>
+                <w:rFonts w:ascii="楷体" w:hAnsi="楷体" w:cs="Times New Roman"/>
+                <w:b/>
+                <w:bCs/>
+                <w:color w:val="000000"/>
+                <w:kern w:val="0"/>
+                <w:szCs w:val="24"/>
+              </w:rPr>
+            </w:pPr>
+            <w:r>
+              <w:rPr>
+                <w:rFonts w:ascii="楷体" w:hAnsi="楷体" w:cs="Times New Roman" w:hint="eastAsia"/>
+                <w:b/>
+                <w:bCs/>
+                <w:color w:val="000000"/>
+                <w:kern w:val="0"/>
                 <w:szCs w:val="24"/>
               </w:rPr>
               <w:t>域名备案</w:t>
@@ -602,39 +581,35 @@
               <w:jc w:val="left"/>
               <w:textAlignment w:val="center"/>
               <w:rPr>
-                <w:rFonts w:ascii="楷体" w:eastAsia="楷体" w:hAnsi="楷体" w:cs="Times New Roman"/>
-                <w:color w:val="000000"/>
-                <w:kern w:val="0"/>
-                <w:sz w:val="24"/>
-                <w:szCs w:val="24"/>
-              </w:rPr>
-            </w:pPr>
-            <w:r>
-              <w:rPr>
-                <w:rFonts w:ascii="楷体" w:eastAsia="楷体" w:hAnsi="楷体" w:cs="Times New Roman" w:hint="eastAsia"/>
-                <w:color w:val="000000"/>
-                <w:kern w:val="0"/>
-                <w:sz w:val="24"/>
+                <w:rFonts w:ascii="楷体" w:hAnsi="楷体" w:cs="Times New Roman"/>
+                <w:color w:val="000000"/>
+                <w:kern w:val="0"/>
+                <w:szCs w:val="24"/>
+              </w:rPr>
+            </w:pPr>
+            <w:r>
+              <w:rPr>
+                <w:rFonts w:ascii="楷体" w:hAnsi="楷体" w:cs="Times New Roman" w:hint="eastAsia"/>
+                <w:color w:val="000000"/>
+                <w:kern w:val="0"/>
                 <w:szCs w:val="24"/>
               </w:rPr>
               <w:t>#</w:t>
             </w:r>
             <w:r>
               <w:rPr>
-                <w:rFonts w:ascii="楷体" w:eastAsia="楷体" w:hAnsi="楷体" w:cs="Times New Roman"/>
-                <w:color w:val="000000"/>
-                <w:kern w:val="0"/>
-                <w:sz w:val="24"/>
+                <w:rFonts w:ascii="楷体" w:hAnsi="楷体" w:cs="Times New Roman"/>
+                <w:color w:val="000000"/>
+                <w:kern w:val="0"/>
                 <w:szCs w:val="24"/>
               </w:rPr>
               <w:t>icpNumber</w:t>
             </w:r>
             <w:r>
               <w:rPr>
-                <w:rFonts w:ascii="楷体" w:eastAsia="楷体" w:hAnsi="楷体" w:cs="Times New Roman"/>
-                <w:color w:val="000000"/>
-                <w:kern w:val="0"/>
-                <w:sz w:val="24"/>
+                <w:rFonts w:ascii="楷体" w:hAnsi="楷体" w:cs="Times New Roman"/>
+                <w:color w:val="000000"/>
+                <w:kern w:val="0"/>
                 <w:szCs w:val="24"/>
               </w:rPr>
               <w:t>#</w:t>
@@ -664,23 +639,21 @@
               <w:spacing w:line="306" w:lineRule="atLeast"/>
               <w:textAlignment w:val="center"/>
               <w:rPr>
-                <w:rFonts w:ascii="楷体" w:eastAsia="楷体" w:hAnsi="楷体" w:cs="Times New Roman"/>
-                <w:b/>
-                <w:bCs/>
-                <w:color w:val="000000"/>
-                <w:kern w:val="0"/>
-                <w:sz w:val="24"/>
-                <w:szCs w:val="24"/>
-              </w:rPr>
-            </w:pPr>
-            <w:r>
-              <w:rPr>
-                <w:rFonts w:ascii="楷体" w:eastAsia="楷体" w:hAnsi="楷体" w:cs="Times New Roman" w:hint="eastAsia"/>
-                <w:b/>
-                <w:bCs/>
-                <w:color w:val="000000"/>
-                <w:kern w:val="0"/>
-                <w:sz w:val="24"/>
+                <w:rFonts w:ascii="楷体" w:hAnsi="楷体" w:cs="Times New Roman"/>
+                <w:b/>
+                <w:bCs/>
+                <w:color w:val="000000"/>
+                <w:kern w:val="0"/>
+                <w:szCs w:val="24"/>
+              </w:rPr>
+            </w:pPr>
+            <w:r>
+              <w:rPr>
+                <w:rFonts w:ascii="楷体" w:hAnsi="楷体" w:cs="Times New Roman" w:hint="eastAsia"/>
+                <w:b/>
+                <w:bCs/>
+                <w:color w:val="000000"/>
+                <w:kern w:val="0"/>
                 <w:szCs w:val="24"/>
               </w:rPr>
               <w:t>网站IP</w:t>
@@ -706,29 +679,26 @@
               <w:jc w:val="left"/>
               <w:textAlignment w:val="center"/>
               <w:rPr>
-                <w:rFonts w:ascii="楷体" w:eastAsia="楷体" w:hAnsi="楷体" w:cs="Times New Roman"/>
-                <w:color w:val="000000"/>
-                <w:kern w:val="0"/>
-                <w:sz w:val="24"/>
-                <w:szCs w:val="24"/>
-              </w:rPr>
-            </w:pPr>
-            <w:r>
-              <w:rPr>
-                <w:rFonts w:ascii="楷体" w:eastAsia="楷体" w:hAnsi="楷体" w:cs="Times New Roman" w:hint="eastAsia"/>
-                <w:color w:val="000000"/>
-                <w:kern w:val="0"/>
-                <w:sz w:val="24"/>
+                <w:rFonts w:ascii="楷体" w:hAnsi="楷体" w:cs="Times New Roman"/>
+                <w:color w:val="000000"/>
+                <w:kern w:val="0"/>
+                <w:szCs w:val="24"/>
+              </w:rPr>
+            </w:pPr>
+            <w:r>
+              <w:rPr>
+                <w:rFonts w:ascii="楷体" w:hAnsi="楷体" w:cs="Times New Roman" w:hint="eastAsia"/>
+                <w:color w:val="000000"/>
+                <w:kern w:val="0"/>
                 <w:szCs w:val="24"/>
               </w:rPr>
               <w:t>#</w:t>
             </w:r>
             <w:r>
               <w:rPr>
-                <w:rFonts w:ascii="楷体" w:eastAsia="楷体" w:hAnsi="楷体" w:cs="Times New Roman"/>
-                <w:color w:val="000000"/>
-                <w:kern w:val="0"/>
-                <w:sz w:val="24"/>
+                <w:rFonts w:ascii="楷体" w:hAnsi="楷体" w:cs="Times New Roman"/>
+                <w:color w:val="000000"/>
+                <w:kern w:val="0"/>
                 <w:szCs w:val="24"/>
               </w:rPr>
               <w:t>ip#</w:t>
@@ -753,23 +723,21 @@
               <w:spacing w:line="306" w:lineRule="atLeast"/>
               <w:textAlignment w:val="center"/>
               <w:rPr>
-                <w:rFonts w:ascii="楷体" w:eastAsia="楷体" w:hAnsi="楷体" w:cs="Times New Roman"/>
-                <w:b/>
-                <w:bCs/>
-                <w:color w:val="000000"/>
-                <w:kern w:val="0"/>
-                <w:sz w:val="24"/>
-                <w:szCs w:val="24"/>
-              </w:rPr>
-            </w:pPr>
-            <w:r>
-              <w:rPr>
-                <w:rFonts w:ascii="楷体" w:eastAsia="楷体" w:hAnsi="楷体" w:cs="Times New Roman" w:hint="eastAsia"/>
-                <w:b/>
-                <w:bCs/>
-                <w:color w:val="000000"/>
-                <w:kern w:val="0"/>
-                <w:sz w:val="24"/>
+                <w:rFonts w:ascii="楷体" w:hAnsi="楷体" w:cs="Times New Roman"/>
+                <w:b/>
+                <w:bCs/>
+                <w:color w:val="000000"/>
+                <w:kern w:val="0"/>
+                <w:szCs w:val="24"/>
+              </w:rPr>
+            </w:pPr>
+            <w:r>
+              <w:rPr>
+                <w:rFonts w:ascii="楷体" w:hAnsi="楷体" w:cs="Times New Roman" w:hint="eastAsia"/>
+                <w:b/>
+                <w:bCs/>
+                <w:color w:val="000000"/>
+                <w:kern w:val="0"/>
                 <w:szCs w:val="24"/>
               </w:rPr>
               <w:t>隐患类型</w:t>
@@ -795,19 +763,17 @@
               <w:jc w:val="left"/>
               <w:textAlignment w:val="center"/>
               <w:rPr>
-                <w:rFonts w:ascii="楷体" w:eastAsia="楷体" w:hAnsi="楷体" w:cs="Times New Roman"/>
-                <w:color w:val="000000"/>
-                <w:kern w:val="0"/>
-                <w:sz w:val="24"/>
-                <w:szCs w:val="24"/>
-              </w:rPr>
-            </w:pPr>
-            <w:r>
-              <w:rPr>
-                <w:rFonts w:ascii="楷体" w:eastAsia="楷体" w:hAnsi="楷体" w:cs="Times New Roman"/>
-                <w:color w:val="000000"/>
-                <w:kern w:val="0"/>
-                <w:sz w:val="24"/>
+                <w:rFonts w:ascii="楷体" w:hAnsi="楷体" w:cs="Times New Roman"/>
+                <w:color w:val="000000"/>
+                <w:kern w:val="0"/>
+                <w:szCs w:val="24"/>
+              </w:rPr>
+            </w:pPr>
+            <w:r>
+              <w:rPr>
+                <w:rFonts w:ascii="楷体" w:hAnsi="楷体" w:cs="Times New Roman"/>
+                <w:color w:val="000000"/>
+                <w:kern w:val="0"/>
                 <w:szCs w:val="24"/>
               </w:rPr>
               <w:t>#vulName#</w:t>
@@ -837,23 +803,21 @@
               <w:spacing w:line="306" w:lineRule="atLeast"/>
               <w:textAlignment w:val="center"/>
               <w:rPr>
-                <w:rFonts w:ascii="楷体" w:eastAsia="楷体" w:hAnsi="楷体" w:cs="Times New Roman"/>
-                <w:b/>
-                <w:bCs/>
-                <w:color w:val="000000"/>
-                <w:kern w:val="0"/>
-                <w:sz w:val="24"/>
-                <w:szCs w:val="24"/>
-              </w:rPr>
-            </w:pPr>
-            <w:r>
-              <w:rPr>
-                <w:rFonts w:ascii="楷体" w:eastAsia="楷体" w:hAnsi="楷体" w:cs="Times New Roman" w:hint="eastAsia"/>
-                <w:b/>
-                <w:bCs/>
-                <w:color w:val="000000"/>
-                <w:kern w:val="0"/>
-                <w:sz w:val="24"/>
+                <w:rFonts w:ascii="楷体" w:hAnsi="楷体" w:cs="Times New Roman"/>
+                <w:b/>
+                <w:bCs/>
+                <w:color w:val="000000"/>
+                <w:kern w:val="0"/>
+                <w:szCs w:val="24"/>
+              </w:rPr>
+            </w:pPr>
+            <w:r>
+              <w:rPr>
+                <w:rFonts w:ascii="楷体" w:hAnsi="楷体" w:cs="Times New Roman" w:hint="eastAsia"/>
+                <w:b/>
+                <w:bCs/>
+                <w:color w:val="000000"/>
+                <w:kern w:val="0"/>
                 <w:szCs w:val="24"/>
               </w:rPr>
               <w:t>隐患级别</w:t>
@@ -879,19 +843,17 @@
               <w:jc w:val="left"/>
               <w:textAlignment w:val="center"/>
               <w:rPr>
-                <w:rFonts w:ascii="楷体" w:eastAsia="楷体" w:hAnsi="楷体" w:cs="Times New Roman"/>
-                <w:color w:val="000000"/>
-                <w:kern w:val="0"/>
-                <w:sz w:val="24"/>
-                <w:szCs w:val="24"/>
-              </w:rPr>
-            </w:pPr>
-            <w:r>
-              <w:rPr>
-                <w:rFonts w:ascii="楷体" w:eastAsia="楷体" w:hAnsi="楷体" w:cs="Times New Roman"/>
-                <w:color w:val="000000"/>
-                <w:kern w:val="0"/>
-                <w:sz w:val="24"/>
+                <w:rFonts w:ascii="楷体" w:hAnsi="楷体" w:cs="Times New Roman"/>
+                <w:color w:val="000000"/>
+                <w:kern w:val="0"/>
+                <w:szCs w:val="24"/>
+              </w:rPr>
+            </w:pPr>
+            <w:r>
+              <w:rPr>
+                <w:rFonts w:ascii="楷体" w:hAnsi="楷体" w:cs="Times New Roman"/>
+                <w:color w:val="000000"/>
+                <w:kern w:val="0"/>
                 <w:szCs w:val="24"/>
               </w:rPr>
               <w:t>#hazardLevel#</w:t>
@@ -916,23 +878,21 @@
               <w:spacing w:line="306" w:lineRule="atLeast"/>
               <w:textAlignment w:val="center"/>
               <w:rPr>
-                <w:rFonts w:ascii="楷体" w:eastAsia="楷体" w:hAnsi="楷体" w:cs="Times New Roman"/>
-                <w:b/>
-                <w:bCs/>
-                <w:color w:val="000000"/>
-                <w:kern w:val="0"/>
-                <w:sz w:val="24"/>
-                <w:szCs w:val="24"/>
-              </w:rPr>
-            </w:pPr>
-            <w:r>
-              <w:rPr>
-                <w:rFonts w:ascii="楷体" w:eastAsia="楷体" w:hAnsi="楷体" w:cs="Times New Roman" w:hint="eastAsia"/>
-                <w:b/>
-                <w:bCs/>
-                <w:color w:val="000000"/>
-                <w:kern w:val="0"/>
-                <w:sz w:val="24"/>
+                <w:rFonts w:ascii="楷体" w:hAnsi="楷体" w:cs="Times New Roman"/>
+                <w:b/>
+                <w:bCs/>
+                <w:color w:val="000000"/>
+                <w:kern w:val="0"/>
+                <w:szCs w:val="24"/>
+              </w:rPr>
+            </w:pPr>
+            <w:r>
+              <w:rPr>
+                <w:rFonts w:ascii="楷体" w:hAnsi="楷体" w:cs="Times New Roman" w:hint="eastAsia"/>
+                <w:b/>
+                <w:bCs/>
+                <w:color w:val="000000"/>
+                <w:kern w:val="0"/>
                 <w:szCs w:val="24"/>
               </w:rPr>
               <w:t>预警级别</w:t>
@@ -958,39 +918,35 @@
               <w:jc w:val="left"/>
               <w:textAlignment w:val="center"/>
               <w:rPr>
-                <w:rFonts w:ascii="楷体" w:eastAsia="楷体" w:hAnsi="楷体" w:cs="Times New Roman"/>
-                <w:color w:val="000000"/>
-                <w:kern w:val="0"/>
-                <w:sz w:val="24"/>
-                <w:szCs w:val="24"/>
-              </w:rPr>
-            </w:pPr>
-            <w:r>
-              <w:rPr>
-                <w:rFonts w:ascii="楷体" w:eastAsia="楷体" w:hAnsi="楷体" w:cs="Times New Roman"/>
-                <w:color w:val="000000"/>
-                <w:kern w:val="0"/>
-                <w:sz w:val="24"/>
+                <w:rFonts w:ascii="楷体" w:hAnsi="楷体" w:cs="Times New Roman"/>
+                <w:color w:val="000000"/>
+                <w:kern w:val="0"/>
+                <w:szCs w:val="24"/>
+              </w:rPr>
+            </w:pPr>
+            <w:r>
+              <w:rPr>
+                <w:rFonts w:ascii="楷体" w:hAnsi="楷体" w:cs="Times New Roman"/>
+                <w:color w:val="000000"/>
+                <w:kern w:val="0"/>
                 <w:szCs w:val="24"/>
               </w:rPr>
               <w:t>#</w:t>
             </w:r>
             <w:r>
               <w:rPr>
-                <w:rFonts w:ascii="楷体" w:eastAsia="楷体" w:hAnsi="楷体" w:cs="Times New Roman"/>
-                <w:color w:val="000000"/>
-                <w:kern w:val="0"/>
-                <w:sz w:val="24"/>
+                <w:rFonts w:ascii="楷体" w:hAnsi="楷体" w:cs="Times New Roman"/>
+                <w:color w:val="000000"/>
+                <w:kern w:val="0"/>
                 <w:szCs w:val="24"/>
               </w:rPr>
               <w:t>alertLevel</w:t>
             </w:r>
             <w:r>
               <w:rPr>
-                <w:rFonts w:ascii="楷体" w:eastAsia="楷体" w:hAnsi="楷体" w:cs="Times New Roman"/>
-                <w:color w:val="000000"/>
-                <w:kern w:val="0"/>
-                <w:sz w:val="24"/>
+                <w:rFonts w:ascii="楷体" w:hAnsi="楷体" w:cs="Times New Roman"/>
+                <w:color w:val="000000"/>
+                <w:kern w:val="0"/>
                 <w:szCs w:val="24"/>
               </w:rPr>
               <w:t>#</w:t>
@@ -1020,23 +976,21 @@
               <w:spacing w:line="306" w:lineRule="atLeast"/>
               <w:textAlignment w:val="center"/>
               <w:rPr>
-                <w:rFonts w:ascii="楷体" w:eastAsia="楷体" w:hAnsi="楷体" w:cs="Calibri"/>
-                <w:b/>
-                <w:bCs/>
-                <w:color w:val="000000"/>
-                <w:kern w:val="0"/>
-                <w:sz w:val="24"/>
-                <w:szCs w:val="24"/>
-              </w:rPr>
-            </w:pPr>
-            <w:r>
-              <w:rPr>
-                <w:rFonts w:ascii="楷体" w:eastAsia="楷体" w:hAnsi="楷体" w:cs="Times New Roman" w:hint="eastAsia"/>
-                <w:b/>
-                <w:bCs/>
-                <w:color w:val="000000"/>
-                <w:kern w:val="0"/>
-                <w:sz w:val="24"/>
+                <w:rFonts w:ascii="楷体" w:hAnsi="楷体" w:cs="Calibri"/>
+                <w:b/>
+                <w:bCs/>
+                <w:color w:val="000000"/>
+                <w:kern w:val="0"/>
+                <w:szCs w:val="24"/>
+              </w:rPr>
+            </w:pPr>
+            <w:r>
+              <w:rPr>
+                <w:rFonts w:ascii="楷体" w:hAnsi="楷体" w:cs="Times New Roman" w:hint="eastAsia"/>
+                <w:b/>
+                <w:bCs/>
+                <w:color w:val="000000"/>
+                <w:kern w:val="0"/>
                 <w:szCs w:val="24"/>
               </w:rPr>
               <w:t>单位名称</w:t>
@@ -1062,19 +1016,17 @@
               <w:jc w:val="left"/>
               <w:textAlignment w:val="center"/>
               <w:rPr>
-                <w:rFonts w:ascii="楷体" w:eastAsia="楷体" w:hAnsi="楷体" w:cs="Times New Roman"/>
-                <w:color w:val="000000"/>
-                <w:kern w:val="0"/>
-                <w:sz w:val="24"/>
-                <w:szCs w:val="24"/>
-              </w:rPr>
-            </w:pPr>
-            <w:r>
-              <w:rPr>
-                <w:rFonts w:ascii="楷体" w:eastAsia="楷体" w:hAnsi="楷体" w:cs="Times New Roman"/>
-                <w:color w:val="000000"/>
-                <w:kern w:val="0"/>
-                <w:sz w:val="24"/>
+                <w:rFonts w:ascii="楷体" w:hAnsi="楷体" w:cs="Times New Roman"/>
+                <w:color w:val="000000"/>
+                <w:kern w:val="0"/>
+                <w:szCs w:val="24"/>
+              </w:rPr>
+            </w:pPr>
+            <w:r>
+              <w:rPr>
+                <w:rFonts w:ascii="楷体" w:hAnsi="楷体" w:cs="Times New Roman"/>
+                <w:color w:val="000000"/>
+                <w:kern w:val="0"/>
                 <w:szCs w:val="24"/>
               </w:rPr>
               <w:t>#customerCompanyName#</w:t>
@@ -1099,23 +1051,21 @@
               <w:spacing w:line="306" w:lineRule="atLeast"/>
               <w:textAlignment w:val="center"/>
               <w:rPr>
-                <w:rFonts w:ascii="楷体" w:eastAsia="楷体" w:hAnsi="楷体" w:cs="Times New Roman"/>
-                <w:b/>
-                <w:bCs/>
-                <w:color w:val="000000"/>
-                <w:kern w:val="0"/>
-                <w:sz w:val="24"/>
-                <w:szCs w:val="24"/>
-              </w:rPr>
-            </w:pPr>
-            <w:r>
-              <w:rPr>
-                <w:rFonts w:ascii="楷体" w:eastAsia="楷体" w:hAnsi="楷体" w:cs="Times New Roman" w:hint="eastAsia"/>
-                <w:b/>
-                <w:bCs/>
-                <w:color w:val="000000"/>
-                <w:kern w:val="0"/>
-                <w:sz w:val="24"/>
+                <w:rFonts w:ascii="楷体" w:hAnsi="楷体" w:cs="Times New Roman"/>
+                <w:b/>
+                <w:bCs/>
+                <w:color w:val="000000"/>
+                <w:kern w:val="0"/>
+                <w:szCs w:val="24"/>
+              </w:rPr>
+            </w:pPr>
+            <w:r>
+              <w:rPr>
+                <w:rFonts w:ascii="楷体" w:hAnsi="楷体" w:cs="Times New Roman" w:hint="eastAsia"/>
+                <w:b/>
+                <w:bCs/>
+                <w:color w:val="000000"/>
+                <w:kern w:val="0"/>
                 <w:szCs w:val="24"/>
               </w:rPr>
               <w:t>归属地市</w:t>
@@ -1141,29 +1091,26 @@
               <w:jc w:val="left"/>
               <w:textAlignment w:val="center"/>
               <w:rPr>
-                <w:rFonts w:ascii="楷体" w:eastAsia="楷体" w:hAnsi="楷体" w:cs="Times New Roman"/>
-                <w:color w:val="000000"/>
-                <w:kern w:val="0"/>
-                <w:sz w:val="24"/>
-                <w:szCs w:val="24"/>
-              </w:rPr>
-            </w:pPr>
-            <w:r>
-              <w:rPr>
-                <w:rFonts w:ascii="楷体" w:eastAsia="楷体" w:hAnsi="楷体" w:cs="Times New Roman" w:hint="eastAsia"/>
-                <w:color w:val="000000"/>
-                <w:kern w:val="0"/>
-                <w:sz w:val="24"/>
+                <w:rFonts w:ascii="楷体" w:hAnsi="楷体" w:cs="Times New Roman"/>
+                <w:color w:val="000000"/>
+                <w:kern w:val="0"/>
+                <w:szCs w:val="24"/>
+              </w:rPr>
+            </w:pPr>
+            <w:r>
+              <w:rPr>
+                <w:rFonts w:ascii="楷体" w:hAnsi="楷体" w:cs="Times New Roman" w:hint="eastAsia"/>
+                <w:color w:val="000000"/>
+                <w:kern w:val="0"/>
                 <w:szCs w:val="24"/>
               </w:rPr>
               <w:t>#</w:t>
             </w:r>
             <w:r>
               <w:rPr>
-                <w:rFonts w:ascii="楷体" w:eastAsia="楷体" w:hAnsi="楷体" w:cs="Times New Roman"/>
-                <w:color w:val="000000"/>
-                <w:kern w:val="0"/>
-                <w:sz w:val="24"/>
+                <w:rFonts w:ascii="楷体" w:hAnsi="楷体" w:cs="Times New Roman"/>
+                <w:color w:val="000000"/>
+                <w:kern w:val="0"/>
                 <w:szCs w:val="24"/>
               </w:rPr>
               <w:t>city#</w:t>
@@ -1193,23 +1140,21 @@
               <w:spacing w:line="306" w:lineRule="atLeast"/>
               <w:textAlignment w:val="center"/>
               <w:rPr>
-                <w:rFonts w:ascii="楷体" w:eastAsia="楷体" w:hAnsi="楷体" w:cs="Times New Roman"/>
-                <w:b/>
-                <w:bCs/>
-                <w:color w:val="000000"/>
-                <w:kern w:val="0"/>
-                <w:sz w:val="24"/>
-                <w:szCs w:val="24"/>
-              </w:rPr>
-            </w:pPr>
-            <w:r>
-              <w:rPr>
-                <w:rFonts w:ascii="楷体" w:eastAsia="楷体" w:hAnsi="楷体" w:cs="Times New Roman" w:hint="eastAsia"/>
-                <w:b/>
-                <w:bCs/>
-                <w:color w:val="000000"/>
-                <w:kern w:val="0"/>
-                <w:sz w:val="24"/>
+                <w:rFonts w:ascii="楷体" w:hAnsi="楷体" w:cs="Times New Roman"/>
+                <w:b/>
+                <w:bCs/>
+                <w:color w:val="000000"/>
+                <w:kern w:val="0"/>
+                <w:szCs w:val="24"/>
+              </w:rPr>
+            </w:pPr>
+            <w:r>
+              <w:rPr>
+                <w:rFonts w:ascii="楷体" w:hAnsi="楷体" w:cs="Times New Roman" w:hint="eastAsia"/>
+                <w:b/>
+                <w:bCs/>
+                <w:color w:val="000000"/>
+                <w:kern w:val="0"/>
                 <w:szCs w:val="24"/>
               </w:rPr>
               <w:t>单位类型</w:t>
@@ -1235,29 +1180,26 @@
               <w:jc w:val="left"/>
               <w:textAlignment w:val="center"/>
               <w:rPr>
-                <w:rFonts w:ascii="楷体" w:eastAsia="楷体" w:hAnsi="楷体" w:cs="Times New Roman"/>
-                <w:color w:val="000000"/>
-                <w:kern w:val="0"/>
-                <w:sz w:val="24"/>
-                <w:szCs w:val="24"/>
-              </w:rPr>
-            </w:pPr>
-            <w:r>
-              <w:rPr>
-                <w:rFonts w:ascii="楷体" w:eastAsia="楷体" w:hAnsi="楷体" w:cs="Times New Roman" w:hint="eastAsia"/>
-                <w:color w:val="000000"/>
-                <w:kern w:val="0"/>
-                <w:sz w:val="24"/>
+                <w:rFonts w:ascii="楷体" w:hAnsi="楷体" w:cs="Times New Roman"/>
+                <w:color w:val="000000"/>
+                <w:kern w:val="0"/>
+                <w:szCs w:val="24"/>
+              </w:rPr>
+            </w:pPr>
+            <w:r>
+              <w:rPr>
+                <w:rFonts w:ascii="楷体" w:hAnsi="楷体" w:cs="Times New Roman" w:hint="eastAsia"/>
+                <w:color w:val="000000"/>
+                <w:kern w:val="0"/>
                 <w:szCs w:val="24"/>
               </w:rPr>
               <w:t>#</w:t>
             </w:r>
             <w:r>
               <w:rPr>
-                <w:rFonts w:ascii="楷体" w:eastAsia="楷体" w:hAnsi="楷体" w:cs="Times New Roman"/>
-                <w:color w:val="000000"/>
-                <w:kern w:val="0"/>
-                <w:sz w:val="24"/>
+                <w:rFonts w:ascii="楷体" w:hAnsi="楷体" w:cs="Times New Roman"/>
+                <w:color w:val="000000"/>
+                <w:kern w:val="0"/>
                 <w:szCs w:val="24"/>
               </w:rPr>
               <w:t>unitType#</w:t>
@@ -1282,23 +1224,21 @@
               <w:spacing w:line="306" w:lineRule="atLeast"/>
               <w:textAlignment w:val="center"/>
               <w:rPr>
-                <w:rFonts w:ascii="楷体" w:eastAsia="楷体" w:hAnsi="楷体" w:cs="Times New Roman"/>
-                <w:b/>
-                <w:bCs/>
-                <w:color w:val="000000"/>
-                <w:kern w:val="0"/>
-                <w:sz w:val="24"/>
-                <w:szCs w:val="24"/>
-              </w:rPr>
-            </w:pPr>
-            <w:r>
-              <w:rPr>
-                <w:rFonts w:ascii="楷体" w:eastAsia="楷体" w:hAnsi="楷体" w:cs="Times New Roman" w:hint="eastAsia"/>
-                <w:b/>
-                <w:bCs/>
-                <w:color w:val="000000"/>
-                <w:kern w:val="0"/>
-                <w:sz w:val="24"/>
+                <w:rFonts w:ascii="楷体" w:hAnsi="楷体" w:cs="Times New Roman"/>
+                <w:b/>
+                <w:bCs/>
+                <w:color w:val="000000"/>
+                <w:kern w:val="0"/>
+                <w:szCs w:val="24"/>
+              </w:rPr>
+            </w:pPr>
+            <w:r>
+              <w:rPr>
+                <w:rFonts w:ascii="楷体" w:hAnsi="楷体" w:cs="Times New Roman" w:hint="eastAsia"/>
+                <w:b/>
+                <w:bCs/>
+                <w:color w:val="000000"/>
+                <w:kern w:val="0"/>
                 <w:szCs w:val="24"/>
               </w:rPr>
               <w:t>所属行业</w:t>
@@ -1324,29 +1264,26 @@
               <w:jc w:val="left"/>
               <w:textAlignment w:val="center"/>
               <w:rPr>
-                <w:rFonts w:ascii="楷体" w:eastAsia="楷体" w:hAnsi="楷体" w:cs="Times New Roman"/>
-                <w:color w:val="000000"/>
-                <w:kern w:val="0"/>
-                <w:sz w:val="24"/>
-                <w:szCs w:val="24"/>
-              </w:rPr>
-            </w:pPr>
-            <w:r>
-              <w:rPr>
-                <w:rFonts w:ascii="楷体" w:eastAsia="楷体" w:hAnsi="楷体" w:cs="Times New Roman" w:hint="eastAsia"/>
-                <w:color w:val="000000"/>
-                <w:kern w:val="0"/>
-                <w:sz w:val="24"/>
+                <w:rFonts w:ascii="楷体" w:hAnsi="楷体" w:cs="Times New Roman"/>
+                <w:color w:val="000000"/>
+                <w:kern w:val="0"/>
+                <w:szCs w:val="24"/>
+              </w:rPr>
+            </w:pPr>
+            <w:r>
+              <w:rPr>
+                <w:rFonts w:ascii="楷体" w:hAnsi="楷体" w:cs="Times New Roman" w:hint="eastAsia"/>
+                <w:color w:val="000000"/>
+                <w:kern w:val="0"/>
                 <w:szCs w:val="24"/>
               </w:rPr>
               <w:t>#</w:t>
             </w:r>
             <w:r>
               <w:rPr>
-                <w:rFonts w:ascii="楷体" w:eastAsia="楷体" w:hAnsi="楷体" w:cs="Times New Roman"/>
-                <w:color w:val="000000"/>
-                <w:kern w:val="0"/>
-                <w:sz w:val="24"/>
+                <w:rFonts w:ascii="楷体" w:hAnsi="楷体" w:cs="Times New Roman"/>
+                <w:color w:val="000000"/>
+                <w:kern w:val="0"/>
                 <w:szCs w:val="24"/>
               </w:rPr>
               <w:t>industry#</w:t>
@@ -1374,22 +1311,20 @@
             <w:pPr>
               <w:widowControl/>
               <w:rPr>
-                <w:rFonts w:ascii="楷体" w:eastAsia="楷体" w:hAnsi="楷体" w:cs="Arial"/>
-                <w:b/>
-                <w:bCs/>
-                <w:kern w:val="0"/>
-                <w:sz w:val="24"/>
-                <w:szCs w:val="24"/>
-              </w:rPr>
-            </w:pPr>
-            <w:r>
-              <w:rPr>
-                <w:rFonts w:ascii="楷体" w:eastAsia="楷体" w:hAnsi="楷体" w:cs="Times New Roman" w:hint="eastAsia"/>
-                <w:b/>
-                <w:bCs/>
-                <w:color w:val="000000"/>
-                <w:kern w:val="0"/>
-                <w:sz w:val="24"/>
+                <w:rFonts w:ascii="楷体" w:hAnsi="楷体" w:cs="Arial"/>
+                <w:b/>
+                <w:bCs/>
+                <w:kern w:val="0"/>
+                <w:szCs w:val="24"/>
+              </w:rPr>
+            </w:pPr>
+            <w:r>
+              <w:rPr>
+                <w:rFonts w:ascii="楷体" w:hAnsi="楷体" w:cs="Times New Roman" w:hint="eastAsia"/>
+                <w:b/>
+                <w:bCs/>
+                <w:color w:val="000000"/>
+                <w:kern w:val="0"/>
                 <w:szCs w:val="24"/>
               </w:rPr>
               <w:t>发现时间</w:t>
@@ -1415,19 +1350,17 @@
               <w:spacing w:line="306" w:lineRule="atLeast"/>
               <w:textAlignment w:val="center"/>
               <w:rPr>
-                <w:rFonts w:ascii="楷体" w:eastAsia="楷体" w:hAnsi="楷体" w:cs="Times New Roman"/>
-                <w:color w:val="000000"/>
-                <w:kern w:val="0"/>
-                <w:sz w:val="24"/>
-                <w:szCs w:val="24"/>
-              </w:rPr>
-            </w:pPr>
-            <w:r>
-              <w:rPr>
-                <w:rFonts w:ascii="楷体" w:eastAsia="楷体" w:hAnsi="楷体" w:cs="Times New Roman"/>
-                <w:color w:val="000000"/>
-                <w:kern w:val="0"/>
-                <w:sz w:val="24"/>
+                <w:rFonts w:ascii="楷体" w:hAnsi="楷体" w:cs="Times New Roman"/>
+                <w:color w:val="000000"/>
+                <w:kern w:val="0"/>
+                <w:szCs w:val="24"/>
+              </w:rPr>
+            </w:pPr>
+            <w:r>
+              <w:rPr>
+                <w:rFonts w:ascii="楷体" w:hAnsi="楷体" w:cs="Times New Roman"/>
+                <w:color w:val="000000"/>
+                <w:kern w:val="0"/>
                 <w:szCs w:val="24"/>
               </w:rPr>
               <w:t>#reportTime#</w:t>
@@ -1455,22 +1388,20 @@
             <w:pPr>
               <w:widowControl/>
               <w:rPr>
-                <w:rFonts w:ascii="楷体" w:eastAsia="楷体" w:hAnsi="楷体" w:cs="Times New Roman"/>
-                <w:b/>
-                <w:bCs/>
-                <w:color w:val="000000"/>
-                <w:kern w:val="0"/>
-                <w:sz w:val="24"/>
-                <w:szCs w:val="24"/>
-              </w:rPr>
-            </w:pPr>
-            <w:r>
-              <w:rPr>
-                <w:rFonts w:ascii="楷体" w:eastAsia="楷体" w:hAnsi="楷体" w:cs="Arial" w:hint="eastAsia"/>
-                <w:b/>
-                <w:bCs/>
-                <w:kern w:val="0"/>
-                <w:sz w:val="24"/>
+                <w:rFonts w:ascii="楷体" w:hAnsi="楷体" w:cs="Times New Roman"/>
+                <w:b/>
+                <w:bCs/>
+                <w:color w:val="000000"/>
+                <w:kern w:val="0"/>
+                <w:szCs w:val="24"/>
+              </w:rPr>
+            </w:pPr>
+            <w:r>
+              <w:rPr>
+                <w:rFonts w:ascii="楷体" w:hAnsi="楷体" w:cs="Arial" w:hint="eastAsia"/>
+                <w:b/>
+                <w:bCs/>
+                <w:kern w:val="0"/>
                 <w:szCs w:val="24"/>
               </w:rPr>
               <w:t>隐患描述</w:t>
@@ -1496,37 +1427,33 @@
               <w:spacing w:line="306" w:lineRule="atLeast"/>
               <w:textAlignment w:val="center"/>
               <w:rPr>
-                <w:rFonts w:ascii="楷体" w:eastAsia="楷体" w:hAnsi="楷体" w:cs="Times New Roman"/>
-                <w:color w:val="000000"/>
-                <w:kern w:val="0"/>
-                <w:sz w:val="24"/>
-                <w:szCs w:val="24"/>
-              </w:rPr>
-            </w:pPr>
-            <w:r>
-              <w:rPr>
-                <w:rFonts w:ascii="楷体" w:eastAsia="楷体" w:hAnsi="楷体" w:cs="Times New Roman"/>
-                <w:color w:val="000000"/>
-                <w:kern w:val="0"/>
-                <w:sz w:val="24"/>
+                <w:rFonts w:ascii="楷体" w:hAnsi="楷体" w:cs="Times New Roman"/>
+                <w:color w:val="000000"/>
+                <w:kern w:val="0"/>
+                <w:szCs w:val="24"/>
+              </w:rPr>
+            </w:pPr>
+            <w:r>
+              <w:rPr>
+                <w:rFonts w:ascii="楷体" w:hAnsi="楷体" w:cs="Times New Roman"/>
+                <w:color w:val="000000"/>
+                <w:kern w:val="0"/>
                 <w:szCs w:val="24"/>
               </w:rPr>
               <w:t>#</w:t>
             </w:r>
             <w:r>
               <w:rPr>
-                <w:rFonts w:ascii="楷体" w:eastAsia="楷体" w:hAnsi="楷体"/>
-                <w:sz w:val="24"/>
+                <w:rFonts w:ascii="楷体" w:hAnsi="楷体"/>
                 <w:szCs w:val="24"/>
               </w:rPr>
               <w:t>vulDescription</w:t>
             </w:r>
             <w:r>
               <w:rPr>
-                <w:rFonts w:ascii="楷体" w:eastAsia="楷体" w:hAnsi="楷体" w:cs="Times New Roman"/>
-                <w:color w:val="000000"/>
-                <w:kern w:val="0"/>
-                <w:sz w:val="24"/>
+                <w:rFonts w:ascii="楷体" w:hAnsi="楷体" w:cs="Times New Roman"/>
+                <w:color w:val="000000"/>
+                <w:kern w:val="0"/>
                 <w:szCs w:val="24"/>
               </w:rPr>
               <w:t>#</w:t>
@@ -1554,21 +1481,19 @@
             <w:pPr>
               <w:widowControl/>
               <w:rPr>
-                <w:rFonts w:ascii="楷体" w:eastAsia="楷体" w:hAnsi="楷体" w:cs="Arial"/>
-                <w:b/>
-                <w:bCs/>
-                <w:kern w:val="0"/>
-                <w:sz w:val="24"/>
-                <w:szCs w:val="24"/>
-              </w:rPr>
-            </w:pPr>
-            <w:r>
-              <w:rPr>
-                <w:rFonts w:ascii="楷体" w:eastAsia="楷体" w:hAnsi="楷体" w:cs="Arial" w:hint="eastAsia"/>
-                <w:b/>
-                <w:bCs/>
-                <w:kern w:val="0"/>
-                <w:sz w:val="24"/>
+                <w:rFonts w:ascii="楷体" w:hAnsi="楷体" w:cs="Arial"/>
+                <w:b/>
+                <w:bCs/>
+                <w:kern w:val="0"/>
+                <w:szCs w:val="24"/>
+              </w:rPr>
+            </w:pPr>
+            <w:r>
+              <w:rPr>
+                <w:rFonts w:ascii="楷体" w:hAnsi="楷体" w:cs="Arial" w:hint="eastAsia"/>
+                <w:b/>
+                <w:bCs/>
+                <w:kern w:val="0"/>
                 <w:szCs w:val="24"/>
               </w:rPr>
               <w:t>修复建议</w:t>
@@ -1594,39 +1519,35 @@
               <w:spacing w:line="306" w:lineRule="atLeast"/>
               <w:textAlignment w:val="center"/>
               <w:rPr>
-                <w:rFonts w:ascii="楷体" w:eastAsia="楷体" w:hAnsi="楷体" w:cs="Times New Roman"/>
-                <w:color w:val="000000"/>
-                <w:kern w:val="0"/>
-                <w:sz w:val="24"/>
-                <w:szCs w:val="24"/>
-              </w:rPr>
-            </w:pPr>
-            <w:r>
-              <w:rPr>
-                <w:rFonts w:ascii="楷体" w:eastAsia="楷体" w:hAnsi="楷体" w:cs="Times New Roman"/>
-                <w:color w:val="000000"/>
-                <w:kern w:val="0"/>
-                <w:sz w:val="24"/>
+                <w:rFonts w:ascii="楷体" w:hAnsi="楷体" w:cs="Times New Roman"/>
+                <w:color w:val="000000"/>
+                <w:kern w:val="0"/>
+                <w:szCs w:val="24"/>
+              </w:rPr>
+            </w:pPr>
+            <w:r>
+              <w:rPr>
+                <w:rFonts w:ascii="楷体" w:hAnsi="楷体" w:cs="Times New Roman"/>
+                <w:color w:val="000000"/>
+                <w:kern w:val="0"/>
                 <w:szCs w:val="24"/>
               </w:rPr>
               <w:t>#</w:t>
             </w:r>
             <w:r>
               <w:rPr>
-                <w:rFonts w:ascii="楷体" w:eastAsia="楷体" w:hAnsi="楷体" w:cs="Times New Roman"/>
-                <w:color w:val="000000"/>
-                <w:kern w:val="0"/>
-                <w:sz w:val="24"/>
+                <w:rFonts w:ascii="楷体" w:hAnsi="楷体" w:cs="Times New Roman"/>
+                <w:color w:val="000000"/>
+                <w:kern w:val="0"/>
                 <w:szCs w:val="24"/>
               </w:rPr>
               <w:t>repairSuggestion</w:t>
             </w:r>
             <w:r>
               <w:rPr>
-                <w:rFonts w:ascii="楷体" w:eastAsia="楷体" w:hAnsi="楷体" w:cs="Times New Roman"/>
-                <w:color w:val="000000"/>
-                <w:kern w:val="0"/>
-                <w:sz w:val="24"/>
+                <w:rFonts w:ascii="楷体" w:hAnsi="楷体" w:cs="Times New Roman"/>
+                <w:color w:val="000000"/>
+                <w:kern w:val="0"/>
                 <w:szCs w:val="24"/>
               </w:rPr>
               <w:t>#</w:t>
@@ -1658,20 +1579,18 @@
               <w:jc w:val="left"/>
               <w:textAlignment w:val="center"/>
               <w:rPr>
-                <w:rFonts w:ascii="楷体" w:eastAsia="楷体" w:hAnsi="楷体" w:cs="Times New Roman"/>
-                <w:color w:val="000000"/>
-                <w:kern w:val="0"/>
-                <w:sz w:val="24"/>
-                <w:szCs w:val="24"/>
-              </w:rPr>
-            </w:pPr>
-            <w:r>
-              <w:rPr>
-                <w:rFonts w:ascii="楷体" w:eastAsia="楷体" w:hAnsi="楷体" w:cs="Arial" w:hint="eastAsia"/>
-                <w:b/>
-                <w:bCs/>
-                <w:kern w:val="0"/>
-                <w:sz w:val="24"/>
+                <w:rFonts w:ascii="楷体" w:hAnsi="楷体" w:cs="Times New Roman"/>
+                <w:color w:val="000000"/>
+                <w:kern w:val="0"/>
+                <w:szCs w:val="24"/>
+              </w:rPr>
+            </w:pPr>
+            <w:r>
+              <w:rPr>
+                <w:rFonts w:ascii="楷体" w:hAnsi="楷体" w:cs="Arial" w:hint="eastAsia"/>
+                <w:b/>
+                <w:bCs/>
+                <w:kern w:val="0"/>
                 <w:szCs w:val="24"/>
               </w:rPr>
               <w:t>证据截图</w:t>
@@ -1702,15 +1621,13 @@
               <w:spacing w:line="306" w:lineRule="atLeast"/>
               <w:textAlignment w:val="center"/>
               <w:rPr>
-                <w:rFonts w:ascii="楷体" w:eastAsia="楷体" w:hAnsi="楷体"/>
-                <w:sz w:val="24"/>
-                <w:szCs w:val="24"/>
-              </w:rPr>
-            </w:pPr>
-            <w:r>
-              <w:rPr>
-                <w:rFonts w:ascii="楷体" w:eastAsia="楷体" w:hAnsi="楷体"/>
-                <w:sz w:val="24"/>
+                <w:rFonts w:ascii="楷体" w:hAnsi="楷体"/>
+                <w:szCs w:val="24"/>
+              </w:rPr>
+            </w:pPr>
+            <w:r>
+              <w:rPr>
+                <w:rFonts w:ascii="楷体" w:hAnsi="楷体"/>
                 <w:szCs w:val="24"/>
               </w:rPr>
               <w:t>#evidenceScreenshot#</w:t>
@@ -1740,31 +1657,28 @@
               <w:widowControl/>
               <w:jc w:val="left"/>
               <w:rPr>
-                <w:rFonts w:ascii="楷体" w:eastAsia="楷体" w:hAnsi="楷体" w:cs="Times New Roman"/>
-                <w:color w:val="000000"/>
-                <w:kern w:val="0"/>
-                <w:sz w:val="24"/>
-                <w:szCs w:val="24"/>
-              </w:rPr>
-            </w:pPr>
-            <w:r>
-              <w:rPr>
-                <w:rFonts w:ascii="楷体" w:eastAsia="楷体" w:hAnsi="楷体" w:cs="Arial"/>
-                <w:b/>
-                <w:bCs/>
-                <w:kern w:val="0"/>
-                <w:sz w:val="24"/>
+                <w:rFonts w:ascii="楷体" w:hAnsi="楷体" w:cs="Times New Roman"/>
+                <w:color w:val="000000"/>
+                <w:kern w:val="0"/>
+                <w:szCs w:val="24"/>
+              </w:rPr>
+            </w:pPr>
+            <w:r>
+              <w:rPr>
+                <w:rFonts w:ascii="楷体" w:hAnsi="楷体" w:cs="Arial"/>
+                <w:b/>
+                <w:bCs/>
+                <w:kern w:val="0"/>
                 <w:szCs w:val="24"/>
               </w:rPr>
               <w:t>工信域名备案</w:t>
             </w:r>
             <w:r>
               <w:rPr>
-                <w:rFonts w:ascii="楷体" w:eastAsia="楷体" w:hAnsi="楷体" w:cs="Arial" w:hint="eastAsia"/>
-                <w:b/>
-                <w:bCs/>
-                <w:kern w:val="0"/>
-                <w:sz w:val="24"/>
+                <w:rFonts w:ascii="楷体" w:hAnsi="楷体" w:cs="Arial" w:hint="eastAsia"/>
+                <w:b/>
+                <w:bCs/>
+                <w:kern w:val="0"/>
                 <w:szCs w:val="24"/>
               </w:rPr>
               <w:t>截图</w:t>
@@ -1795,29 +1709,26 @@
               <w:spacing w:line="306" w:lineRule="atLeast"/>
               <w:textAlignment w:val="center"/>
               <w:rPr>
-                <w:rFonts w:ascii="楷体" w:eastAsia="楷体" w:hAnsi="楷体" w:cs="Times New Roman"/>
-                <w:color w:val="000000"/>
-                <w:kern w:val="0"/>
-                <w:sz w:val="24"/>
-                <w:szCs w:val="24"/>
-              </w:rPr>
-            </w:pPr>
-            <w:r>
-              <w:rPr>
-                <w:rFonts w:ascii="楷体" w:eastAsia="楷体" w:hAnsi="楷体" w:cs="Times New Roman" w:hint="eastAsia"/>
-                <w:color w:val="000000"/>
-                <w:kern w:val="0"/>
-                <w:sz w:val="24"/>
+                <w:rFonts w:ascii="楷体" w:hAnsi="楷体" w:cs="Times New Roman"/>
+                <w:color w:val="000000"/>
+                <w:kern w:val="0"/>
+                <w:szCs w:val="24"/>
+              </w:rPr>
+            </w:pPr>
+            <w:r>
+              <w:rPr>
+                <w:rFonts w:ascii="楷体" w:hAnsi="楷体" w:cs="Times New Roman" w:hint="eastAsia"/>
+                <w:color w:val="000000"/>
+                <w:kern w:val="0"/>
                 <w:szCs w:val="24"/>
               </w:rPr>
               <w:t>#s</w:t>
             </w:r>
             <w:r>
               <w:rPr>
-                <w:rFonts w:ascii="楷体" w:eastAsia="楷体" w:hAnsi="楷体" w:cs="Times New Roman"/>
-                <w:color w:val="000000"/>
-                <w:kern w:val="0"/>
-                <w:sz w:val="24"/>
+                <w:rFonts w:ascii="楷体" w:hAnsi="楷体" w:cs="Times New Roman"/>
+                <w:color w:val="000000"/>
+                <w:kern w:val="0"/>
                 <w:szCs w:val="24"/>
               </w:rPr>
               <w:t>creenshotoffiling#</w:t>
@@ -1847,22 +1758,20 @@
               <w:widowControl/>
               <w:jc w:val="left"/>
               <w:rPr>
-                <w:rFonts w:ascii="楷体" w:eastAsia="楷体" w:hAnsi="楷体" w:cs="Times New Roman"/>
+                <w:rFonts w:ascii="楷体" w:hAnsi="楷体" w:cs="Times New Roman"/>
                 <w:b/>
                 <w:bCs/>
                 <w:color w:val="7F7F7F"/>
                 <w:kern w:val="0"/>
-                <w:sz w:val="24"/>
-                <w:szCs w:val="24"/>
-              </w:rPr>
-            </w:pPr>
-            <w:r>
-              <w:rPr>
-                <w:rFonts w:ascii="楷体" w:eastAsia="楷体" w:hAnsi="楷体" w:cs="Arial" w:hint="eastAsia"/>
-                <w:b/>
-                <w:bCs/>
-                <w:kern w:val="0"/>
-                <w:sz w:val="24"/>
+                <w:szCs w:val="24"/>
+              </w:rPr>
+            </w:pPr>
+            <w:r>
+              <w:rPr>
+                <w:rFonts w:ascii="楷体" w:hAnsi="楷体" w:cs="Arial" w:hint="eastAsia"/>
+                <w:b/>
+                <w:bCs/>
+                <w:kern w:val="0"/>
                 <w:szCs w:val="24"/>
               </w:rPr>
               <w:t>备注</w:t>
@@ -1894,39 +1803,35 @@
               <w:jc w:val="left"/>
               <w:textAlignment w:val="center"/>
               <w:rPr>
-                <w:rFonts w:ascii="楷体" w:eastAsia="楷体" w:hAnsi="楷体" w:cs="Times New Roman"/>
-                <w:bCs/>
-                <w:kern w:val="0"/>
-                <w:sz w:val="24"/>
-                <w:szCs w:val="24"/>
-              </w:rPr>
-            </w:pPr>
-            <w:r>
-              <w:rPr>
-                <w:rFonts w:ascii="楷体" w:eastAsia="楷体" w:hAnsi="楷体" w:cs="Times New Roman"/>
-                <w:bCs/>
-                <w:kern w:val="0"/>
-                <w:sz w:val="24"/>
+                <w:rFonts w:ascii="楷体" w:hAnsi="楷体" w:cs="Times New Roman"/>
+                <w:bCs/>
+                <w:kern w:val="0"/>
+                <w:szCs w:val="24"/>
+              </w:rPr>
+            </w:pPr>
+            <w:r>
+              <w:rPr>
+                <w:rFonts w:ascii="楷体" w:hAnsi="楷体" w:cs="Times New Roman"/>
+                <w:bCs/>
+                <w:kern w:val="0"/>
                 <w:szCs w:val="24"/>
               </w:rPr>
               <w:t>#remark</w:t>
             </w:r>
             <w:r>
               <w:rPr>
-                <w:rFonts w:ascii="楷体" w:eastAsia="楷体" w:hAnsi="楷体" w:cs="Times New Roman" w:hint="eastAsia"/>
-                <w:bCs/>
-                <w:kern w:val="0"/>
-                <w:sz w:val="24"/>
+                <w:rFonts w:ascii="楷体" w:hAnsi="楷体" w:cs="Times New Roman" w:hint="eastAsia"/>
+                <w:bCs/>
+                <w:kern w:val="0"/>
                 <w:szCs w:val="24"/>
               </w:rPr>
               <w:t>s</w:t>
             </w:r>
             <w:r>
               <w:rPr>
-                <w:rFonts w:ascii="楷体" w:eastAsia="楷体" w:hAnsi="楷体" w:cs="Times New Roman"/>
-                <w:bCs/>
-                <w:kern w:val="0"/>
-                <w:sz w:val="24"/>
+                <w:rFonts w:ascii="楷体" w:hAnsi="楷体" w:cs="Times New Roman"/>
+                <w:bCs/>
+                <w:kern w:val="0"/>
                 <w:szCs w:val="24"/>
               </w:rPr>
               <w:t>#</w:t>
@@ -1938,8 +1843,7 @@
     <w:p>
       <w:pPr>
         <w:rPr>
-          <w:rFonts w:ascii="楷体" w:eastAsia="楷体" w:hAnsi="楷体"/>
-          <w:sz w:val="24"/>
+          <w:rFonts w:ascii="楷体" w:hAnsi="楷体"/>
           <w:szCs w:val="24"/>
         </w:rPr>
       </w:pPr>
@@ -2112,6 +2016,7 @@
     <w:lsdException w:name="HTML Sample" w:semiHidden="1" w:unhideWhenUsed="1"/>
     <w:lsdException w:name="HTML Typewriter" w:semiHidden="1" w:unhideWhenUsed="1"/>
     <w:lsdException w:name="HTML Variable" w:semiHidden="1" w:unhideWhenUsed="1"/>
+    <w:lsdException w:name="Normal Table" w:semiHidden="1" w:unhideWhenUsed="1"/>
     <w:lsdException w:name="annotation subject" w:semiHidden="1" w:unhideWhenUsed="1"/>
     <w:lsdException w:name="No List" w:semiHidden="1" w:unhideWhenUsed="1"/>
     <w:lsdException w:name="Outline List 1" w:semiHidden="1" w:unhideWhenUsed="1"/>
@@ -2158,8 +2063,10 @@
     <w:lsdException w:name="Table Subtle 2" w:semiHidden="1" w:unhideWhenUsed="1"/>
     <w:lsdException w:name="Table Web 1" w:semiHidden="1" w:unhideWhenUsed="1"/>
     <w:lsdException w:name="Table Web 2" w:semiHidden="1" w:unhideWhenUsed="1"/>
+    <w:lsdException w:name="Table Web 3" w:semiHidden="1" w:unhideWhenUsed="1"/>
     <w:lsdException w:name="Balloon Text" w:semiHidden="1" w:unhideWhenUsed="1"/>
     <w:lsdException w:name="Table Grid" w:uiPriority="39"/>
+    <w:lsdException w:name="Table Theme" w:semiHidden="1" w:unhideWhenUsed="1"/>
     <w:lsdException w:name="Placeholder Text" w:semiHidden="1"/>
     <w:lsdException w:name="No Spacing" w:uiPriority="1" w:qFormat="1"/>
     <w:lsdException w:name="Light Shading" w:uiPriority="60"/>
@@ -2384,13 +2291,14 @@
   <w:style w:type="paragraph" w:default="1" w:styleId="a">
     <w:name w:val="Normal"/>
     <w:qFormat/>
-    <w:rsid w:val="000D3592"/>
+    <w:rsid w:val="005826A4"/>
     <w:pPr>
       <w:widowControl w:val="0"/>
       <w:jc w:val="both"/>
     </w:pPr>
     <w:rPr>
-      <w:rFonts w:ascii="等线" w:eastAsia="等线" w:hAnsi="等线" w:cs="黑体"/>
+      <w:rFonts w:ascii="等线" w:eastAsia="楷体" w:hAnsi="等线" w:cs="黑体"/>
+      <w:sz w:val="24"/>
     </w:rPr>
   </w:style>
   <w:style w:type="character" w:default="1" w:styleId="a0">
